--- a/zaini_case_audit_output/outputs/word/documents/165_تفاصيل طلب موعد مع وزير العدل بتاريخ 19-06-1445.docx
+++ b/zaini_case_audit_output/outputs/word/documents/165_تفاصيل طلب موعد مع وزير العدل بتاريخ 19-06-1445.docx
@@ -208,7 +208,7 @@
           <w:b w:val="0"/>
           <w:i w:val="0"/>
         </w:rPr>
-        <w:t>هسفن نع ةلاصأ</w:t>
+        <w:t>أصالة عن نفسه</w:t>
       </w:r>
     </w:p>
     <w:p>
@@ -221,7 +221,7 @@
           <w:b w:val="0"/>
           <w:i w:val="0"/>
         </w:rPr>
-        <w:t>ةيضقلا مقر</w:t>
+        <w:t>رقم القضية</w:t>
       </w:r>
     </w:p>
     <w:p>

--- a/zaini_case_audit_output/outputs/word/documents/165_تفاصيل طلب موعد مع وزير العدل بتاريخ 19-06-1445.docx
+++ b/zaini_case_audit_output/outputs/word/documents/165_تفاصيل طلب موعد مع وزير العدل بتاريخ 19-06-1445.docx
@@ -70,14 +70,13 @@
     <w:p/>
     <w:p>
       <w:pPr>
+        <w:pStyle w:val="Heading2"/>
         <w:jc w:val="right"/>
         <w:bidi/>
       </w:pPr>
       <w:r>
-        <w:rPr>
-          <w:b w:val="0"/>
-          <w:i w:val="0"/>
-        </w:rPr>
+        <w:t>[المتن الفعلي: الوقائع / الأسباب / المنطوق] ===</w:t>
+        <w:br/>
         <w:t>5/26/24, 9:48 AM دیعاوملا ماظن</w:t>
       </w:r>
     </w:p>
@@ -135,27 +134,25 @@
     </w:p>
     <w:p>
       <w:pPr>
+        <w:pStyle w:val="Heading2"/>
         <w:jc w:val="right"/>
         <w:bidi/>
       </w:pPr>
       <w:r>
-        <w:rPr>
-          <w:b w:val="0"/>
-          <w:i w:val="0"/>
-        </w:rPr>
+        <w:t>[بيانات الأطراف: المدعي / المدعى عليه / الحاضرون] ===</w:t>
+        <w:br/>
         <w:t>معلومات مقدم الطلب °ó</w:t>
       </w:r>
     </w:p>
     <w:p>
       <w:pPr>
+        <w:pStyle w:val="Heading2"/>
         <w:jc w:val="right"/>
         <w:bidi/>
       </w:pPr>
       <w:r>
-        <w:rPr>
-          <w:b w:val="0"/>
-          <w:i w:val="0"/>
-        </w:rPr>
+        <w:t>[المتن الفعلي: الوقائع / الأسباب / المنطوق] ===</w:t>
+        <w:br/>
         <w:t>بلطلا ليصافت</w:t>
       </w:r>
     </w:p>
@@ -200,27 +197,25 @@
     </w:p>
     <w:p>
       <w:pPr>
+        <w:pStyle w:val="Heading2"/>
         <w:jc w:val="right"/>
         <w:bidi/>
       </w:pPr>
       <w:r>
-        <w:rPr>
-          <w:b w:val="0"/>
-          <w:i w:val="0"/>
-        </w:rPr>
+        <w:t>[بيانات الأطراف: المدعي / المدعى عليه / الحاضرون] ===</w:t>
+        <w:br/>
         <w:t>أصالة عن نفسه</w:t>
       </w:r>
     </w:p>
     <w:p>
       <w:pPr>
+        <w:pStyle w:val="Heading2"/>
         <w:jc w:val="right"/>
         <w:bidi/>
       </w:pPr>
       <w:r>
-        <w:rPr>
-          <w:b w:val="0"/>
-          <w:i w:val="0"/>
-        </w:rPr>
+        <w:t>[المتن الفعلي: الوقائع / الأسباب / المنطوق] ===</w:t>
+        <w:br/>
         <w:t>رقم القضية</w:t>
       </w:r>
     </w:p>
@@ -468,11 +463,11 @@
           <w:b w:val="0"/>
           <w:i w:val="0"/>
         </w:rPr>
-        <w:t xml:space="preserve">&lt;https://appointments.scj.gov.sa/attachment/viewfile/q50aQkafpISuZwoMYfY1NA==&gt;   </w:t>
+        <w:t>&lt;https://appointments.scj.gov.sa/attachment/viewfile/q50aQkafpISuZwoMYfY1NA==&gt;</w:t>
         <w:br/>
-        <w:t xml:space="preserve">&lt;https://appointments.scj.gov.sa/attachment/viewfile/q50aQkafpISuZwoMYfY1NA==&gt;   </w:t>
+        <w:t>&lt;https://appointments.scj.gov.sa/attachment/viewfile/q50aQkafpISuZwoMYfY1NA==&gt;</w:t>
         <w:br/>
-        <w:t xml:space="preserve">[\#1](#1)   </w:t>
+        <w:t>[\#1](#1)</w:t>
         <w:br/>
         <w:t>[\#1](#1)</w:t>
       </w:r>

--- a/zaini_case_audit_output/outputs/word/documents/165_تفاصيل طلب موعد مع وزير العدل بتاريخ 19-06-1445.docx
+++ b/zaini_case_audit_output/outputs/word/documents/165_تفاصيل طلب موعد مع وزير العدل بتاريخ 19-06-1445.docx
@@ -77,7 +77,7 @@
       <w:r>
         <w:t>[المتن الفعلي: الوقائع / الأسباب / المنطوق] ===</w:t>
         <w:br/>
-        <w:t>5/26/24, 9:48 AM دیعاوملا ماظن</w:t>
+        <w:t>نظام المواعید AM 9:48 ,5/26/24</w:t>
       </w:r>
     </w:p>
     <w:p>
@@ -116,7 +116,7 @@
           <w:b w:val="0"/>
           <w:i w:val="0"/>
         </w:rPr>
-        <w:t>5/26/24, 9:48 AM دیعاوملا ماظن</w:t>
+        <w:t>نظام المواعید AM 9:48 ,5/26/24</w:t>
       </w:r>
     </w:p>
     <w:p>
@@ -134,25 +134,27 @@
     </w:p>
     <w:p>
       <w:pPr>
-        <w:pStyle w:val="Heading2"/>
         <w:jc w:val="right"/>
         <w:bidi/>
       </w:pPr>
       <w:r>
-        <w:t>[بيانات الأطراف: المدعي / المدعى عليه / الحاضرون] ===</w:t>
-        <w:br/>
-        <w:t>معلومات مقدم الطلب °ó</w:t>
+        <w:rPr>
+          <w:b w:val="0"/>
+          <w:i w:val="0"/>
+        </w:rPr>
+        <w:t>ó° بلطلا مدقم تامولعم</w:t>
       </w:r>
     </w:p>
     <w:p>
       <w:pPr>
-        <w:pStyle w:val="Heading2"/>
         <w:jc w:val="right"/>
         <w:bidi/>
       </w:pPr>
       <w:r>
-        <w:t>[المتن الفعلي: الوقائع / الأسباب / المنطوق] ===</w:t>
-        <w:br/>
+        <w:rPr>
+          <w:b w:val="0"/>
+          <w:i w:val="0"/>
+        </w:rPr>
         <w:t>بلطلا ليصافت</w:t>
       </w:r>
     </w:p>
@@ -179,7 +181,7 @@
           <w:b w:val="0"/>
           <w:i w:val="0"/>
         </w:rPr>
-        <w:t>شأن قضايئ</w:t>
+        <w:t>ئياضق نأش</w:t>
       </w:r>
     </w:p>
     <w:p>
@@ -286,27 +288,25 @@
     </w:p>
     <w:p>
       <w:pPr>
+        <w:pStyle w:val="Heading2"/>
         <w:jc w:val="right"/>
         <w:bidi/>
       </w:pPr>
       <w:r>
-        <w:rPr>
-          <w:b w:val="0"/>
-          <w:i w:val="0"/>
-        </w:rPr>
-        <w:t>تاقفرملا</w:t>
+        <w:t>[الطلبات / المرفقات] ===</w:t>
+        <w:br/>
+        <w:t>المرفقات</w:t>
       </w:r>
     </w:p>
     <w:p>
       <w:pPr>
+        <w:pStyle w:val="Heading2"/>
         <w:jc w:val="right"/>
         <w:bidi/>
       </w:pPr>
       <w:r>
-        <w:rPr>
-          <w:b w:val="0"/>
-          <w:i w:val="0"/>
-        </w:rPr>
+        <w:t>[المتن الفعلي: الوقائع / الأسباب / المنطوق] ===</w:t>
+        <w:br/>
         <w:t>PDF.1</w:t>
       </w:r>
     </w:p>
@@ -333,7 +333,7 @@
           <w:b w:val="0"/>
           <w:i w:val="0"/>
         </w:rPr>
-        <w:t>دعوملا مقر</w:t>
+        <w:t>رقم الموعد</w:t>
       </w:r>
     </w:p>
     <w:p>
@@ -359,7 +359,7 @@
           <w:b w:val="0"/>
           <w:i w:val="0"/>
         </w:rPr>
-        <w:t>دعوملا خيرات</w:t>
+        <w:t>تاريخ الموعد</w:t>
       </w:r>
     </w:p>
     <w:p>
@@ -424,7 +424,7 @@
           <w:b w:val="0"/>
           <w:i w:val="0"/>
         </w:rPr>
-        <w:t>م : / /  نييز سابع نب دمحا نب هماسأ</w:t>
+        <w:t>أسامه بن احمد بن عباس زيين  / / : م</w:t>
       </w:r>
     </w:p>
     <w:p>
@@ -437,7 +437,7 @@
           <w:b w:val="0"/>
           <w:i w:val="0"/>
         </w:rPr>
-        <w:t>تيانامض ىلع اميسج ارطخو ةيراجتلا ليامعا ةفاكو يعيراشمبو بي اغلاب ارضر قاحلاو ةيكنبلا تياباسحو تياراقع ىلع زجحلاو تيامدخ فاقيإ نم لي لصاحلا رضرلل ارظن انيلع عقاولا رضرلاو انفقوم ةروطخل ارظن مداقلا عوبسلأا نوكي نا لمأنو دعوم برقلأ دعوملا ميدقتب مركتلا وحرا كلذل انعيراشمل ةيكنبلا</w:t>
+        <w:t>البنكية لمشاريعنا لذلك ارحو التكرم بتقديم الموعد ألقرب موعد ونأمل ان يكون األسبوع القادم نظرا لخطورة موقفنا والرضر الواقع علينا نظرا للرضر الحاصل يل من إيقاف خدمايت والحجز على عقارايت وحسابايت البنكية والحاق رضرا بالغا يب وبمشاريعي وكافة اعمايل التجارية وخطرا جسيما على ضمانايت</w:t>
       </w:r>
     </w:p>
     <w:p>

--- a/zaini_case_audit_output/outputs/word/documents/165_تفاصيل طلب موعد مع وزير العدل بتاريخ 19-06-1445.docx
+++ b/zaini_case_audit_output/outputs/word/documents/165_تفاصيل طلب موعد مع وزير العدل بتاريخ 19-06-1445.docx
@@ -411,7 +411,7 @@
           <w:b w:val="0"/>
           <w:i w:val="0"/>
         </w:rPr>
-        <w:t>تاقيلعتلا</w:t>
+        <w:t>التعليقات</w:t>
       </w:r>
     </w:p>
     <w:p>
